--- a/companies/meridian-actuarial/Firm/Firm Overview 2022 v3.docx
+++ b/companies/meridian-actuarial/Firm/Firm Overview 2022 v3.docx
@@ -7,7 +7,12 @@
         <w:pStyle w:val="Heading1"/>
       </w:pPr>
       <w:r>
-        <w:t>Meridian Actuarial Advisors LLC</w:t>
+        <w:t>Meridian Actuarial Advisors</w:t>
+      </w:r>
+    </w:p>
+    <w:p>
+      <w:r>
+        <w:t>This overview is for anyone deciding whether to bring us in. We are a consulting actuarial practice, and we are hired for one thing: a defensible opinion on what a long-dated promise will cost to keep. We do not sell products and we do not manage money. A board or a set of trustees engages us for a number it can stand behind, and for a clear account of everything that number rests on. We have built the firm around doing that carefully, and around not taking on more of it than we can do carefully.</w:t>
       </w:r>
     </w:p>
     <w:p>
@@ -15,17 +20,12 @@
         <w:pStyle w:val="Heading2"/>
       </w:pPr>
       <w:r>
-        <w:t>Firm Overview</w:t>
+        <w:t>Whom we work for</w:t>
       </w:r>
     </w:p>
     <w:p>
       <w:r>
-        <w:t>Meridian Actuarial Advisors is a consulting actuarial practice. We measure benefit obligations, we test whether the money set aside to meet them is sufficient, and we put our names on the opinion that says so. Our clients are public pension boards, a life insurer, and multiemployer benefit funds. In every case the work ends in a document that somebody else has to be able to rely on, and we write it accordingly.</w:t>
-      </w:r>
-    </w:p>
-    <w:p>
-      <w:r>
-        <w:t>We are a small practice and we intend to stay a practice rather than become an institution. The people who do the analysis are the people who present it. A client who calls us gets the actuary who ran the numbers, not an account manager who will find out and call back.</w:t>
+        <w:t>Our clients are the people who carry an obligation that comes due far in the future and have to fund it in the present. Public pension boards, who must pay for retirements already promised. A life insurer, holding reserves against the policies on its books. Multiemployer benefit funds, jointly trusteed on behalf of the workers and employers behind them. Their circumstances differ, but they come to us for the same reason. Each has to produce a figure it can defend to the people it answers to, and each needs to know exactly what that figure depends on.</w:t>
       </w:r>
     </w:p>
     <w:p>
@@ -33,7 +33,12 @@
         <w:pStyle w:val="Heading2"/>
       </w:pPr>
       <w:r>
-        <w:t>Service Lines</w:t>
+        <w:t>The work</w:t>
+      </w:r>
+    </w:p>
+    <w:p>
+      <w:r>
+        <w:t>We keep the range of what we do deliberately narrow, and do those few things thoroughly.</w:t>
       </w:r>
     </w:p>
     <w:p>
@@ -41,7 +46,7 @@
         <w:pStyle w:val="ListBullet"/>
       </w:pPr>
       <w:r>
-        <w:t>Funding valuations of defined benefit pension plans, with the supporting exhibits, the gain and loss analysis, and the disclosure schedules an auditor will ask for.</w:t>
+        <w:t>Public pension valuations. We measure a retirement system's liabilities, document what those values rest on, and give the board a funding result it can defend.</w:t>
       </w:r>
     </w:p>
     <w:p>
@@ -49,7 +54,7 @@
         <w:pStyle w:val="ListBullet"/>
       </w:pPr>
       <w:r>
-        <w:t>Reserve adequacy review for life and annuity business, including asset adequacy testing and review of the assumptions underlying the reserves.</w:t>
+        <w:t>Insurance reserve opinions. We review the reserves a life insurer holds and opine on their adequacy under the standards that govern the opinion, and we say plainly where a margin is thin.</w:t>
       </w:r>
     </w:p>
     <w:p>
@@ -57,7 +62,7 @@
         <w:pStyle w:val="ListBullet"/>
       </w:pPr>
       <w:r>
-        <w:t>Experience studies: what the plan population actually did, measured against what the assumptions said it would do, and a recommendation on which assumptions should change.</w:t>
+        <w:t>Multiemployer fund work. We run the annual valuations for jointly trusteed funds and prepare the certifications the law requires of them.</w:t>
       </w:r>
     </w:p>
     <w:p>
@@ -65,15 +70,7 @@
         <w:pStyle w:val="ListBullet"/>
       </w:pPr>
       <w:r>
-        <w:t>Retiree medical and other postemployment benefit valuations, including trend assumptions and the accounting disclosures that follow from them.</w:t>
-      </w:r>
-    </w:p>
-    <w:p>
-      <w:pPr>
-        <w:pStyle w:val="ListBullet"/>
-      </w:pPr>
-      <w:r>
-        <w:t>Board and trustee support: education sessions, plain presentation of results, and answers to the questions actually asked.</w:t>
+        <w:t>Experience and assumption studies. The reviews and projections that sit beneath all of the above, because a valuation is only as sound as the experience it is built on.</w:t>
       </w:r>
     </w:p>
     <w:p>
@@ -81,27 +78,12 @@
         <w:pStyle w:val="Heading2"/>
       </w:pPr>
       <w:r>
-        <w:t>Representative Work</w:t>
+        <w:t>What an engagement looks like</w:t>
       </w:r>
     </w:p>
     <w:p>
       <w:r>
-        <w:t>For Howard and Sons we performed a funding valuation of the sponsored defined benefit pension plan: reconciliation of the participant census against the prior valuation, development of the liabilities on the plan's funding basis, an attribution of the change in funded position to its sources, and a recommendation on the contribution. The engagement produced a report, a workbook of exhibits behind every number in it, and the schedules the sponsor's auditors required.</w:t>
-      </w:r>
-    </w:p>
-    <w:p>
-      <w:r>
-        <w:t>For Miller, Cook and Snyder we conducted a reserve adequacy review. The question there was narrower and harder: whether the reserves held would be sufficient under a range of scenarios rather than under one set of assumptions, and what the answer depended on. We reported the measurement, the assumptions, and our conclusion as three separate things, which is how a reader can tell which of them to argue with.</w:t>
-      </w:r>
-    </w:p>
-    <w:p>
-      <w:r>
-        <w:t>For Estes Group we completed an experience study comparing several years of plan experience against the assumptions in force. Some assumptions were left alone. Where the data supported a change we recommended one and showed the effect on the liability; where the data were thin we said the data were thin and recommended waiting. A study that recommends changing everything it looked at is usually a study that mistook noise for a signal.</w:t>
-      </w:r>
-    </w:p>
-    <w:p>
-      <w:r>
-        <w:t>For Martinez LLC we valued a retiree medical program. Medical trend is the assumption that drives that result and it is the assumption nobody can know, so we set out what we assumed, showed what the obligation would be if we were wrong in either direction, and left the board in a position to weigh that themselves rather than take our word for it.</w:t>
+        <w:t>Every engagement begins with a scope and a fee agreed in writing, so there is never a later argument about what was ours to do. From there the shape is consistent. We start from your data and your own records rather than a template carried in from another client, and we reconcile the figures we test to the figures you actually carry. Where the work turns up a question we did not expect, we bring it to you rather than settle it quietly on your behalf. And when we deliver, the result is written to be read by the people who must act on it, not only by another actuary.</w:t>
       </w:r>
     </w:p>
     <w:p>
@@ -109,22 +91,12 @@
         <w:pStyle w:val="Heading2"/>
       </w:pPr>
       <w:r>
-        <w:t>How We Work</w:t>
+        <w:t>How we write a result</w:t>
       </w:r>
     </w:p>
     <w:p>
       <w:r>
-        <w:t>Our work is performed under the applicable Actuarial Standards of Practice and the Code of Professional Conduct, and our reports say plainly which standards apply to them. We rely on data supplied by the client and by the plan's administrators and record holders. We test that data for reasonableness and internal consistency, we tell you what we tested and what we did not, and we do not audit it. Where a reliance is material to the result, the report says so on its face rather than in a footnote.</w:t>
-      </w:r>
-    </w:p>
-    <w:p>
-      <w:r>
-        <w:t>Our reports separate measurement from judgment. What the data show is one paragraph. What was assumed is the next. What the actuary concludes is the third. Trustees are asked to make decisions on our work, and they cannot do that if the number and the opinion about the number arrive fused together.</w:t>
-      </w:r>
-    </w:p>
-    <w:p>
-      <w:r>
-        <w:t>We qualify what should be qualified. A hedge in an actuarial report is not hesitation; it is the accurate width of the answer. An estimate presented without its uncertainty is not more useful than one presented with it, only more comfortable, and the comfort is borrowed against somebody else's balance sheet.</w:t>
+        <w:t>There is one habit that runs through every document we produce, and it is worth naming outright. We keep three things apart: what the data show, what we have assumed, and what we conclude from the two. Each gets its own place on the page, so a reader never has to guess which is which and never finds a judgment presented as a measurement. It makes our reports somewhat longer and considerably harder to misread. That is the trade we want. A board that knows precisely which parts of a number are measured and which are assumed is a board that can use the number safely.</w:t>
       </w:r>
     </w:p>
     <w:p>
@@ -132,17 +104,30 @@
         <w:pStyle w:val="Heading2"/>
       </w:pPr>
       <w:r>
-        <w:t>Presentation</w:t>
+        <w:t>A few of the engagements</w:t>
       </w:r>
     </w:p>
     <w:p>
       <w:r>
-        <w:t>Our board decks are plain: one chart to a slide, the point of the slide written on it, and nothing on the page that is not load-bearing. Between formal deliverables we are reachable by email and we answer questions about data and assumptions as they come up rather than saving them for a meeting. Nobody has ever complained that a valuation report was too easy to follow.</w:t>
+        <w:t>Examples give a truer sense of the practice than any description of it. Among the boards, funds, and insurers we have served are Howard and Sons, Miller, Cook and Snyder, Estes Group, and Martinez LLC. We name these as representative of the work, and with those clients' goodwill, not as an account of the whole book. Many of our engagements are held in confidence and belong on no such list. We make no claim here about the size of the practice or the number of clients it keeps; the examples are meant to show the character of the work, not its extent.</w:t>
+      </w:r>
+    </w:p>
+    <w:p>
+      <w:pPr>
+        <w:pStyle w:val="Heading2"/>
+      </w:pPr>
+      <w:r>
+        <w:t>The people behind the opinion</w:t>
       </w:r>
     </w:p>
     <w:p>
       <w:r>
-        <w:t>Inquiries about the firm or about a proposed engagement may be directed to Robert Lawrence, Managing Actuary.</w:t>
+        <w:t>The practice is led by Robert Lawrence, who signs the bulk of the firm's opinions and carries the professional responsibility that comes with them. Around him is a group of actuaries and analysts who build the valuations, reconcile the client data those valuations rest on, and submit their drafts to the same review he applies to his own: the qualifiers restored, the loose adjectives struck, every figure traced back to where it came from. We have added people steadily as the work has grown, and each new colleague is brought into that discipline early, because it is the discipline that lets us put the firm's name to a number at all.</w:t>
+      </w:r>
+    </w:p>
+    <w:p>
+      <w:r>
+        <w:t>If you are weighing an engagement, the place to start is a conversation. Tell us the question and the deadline, and we will tell you honestly whether we are the firm to answer it and what it would take. That first hour tends to be among the most useful we spend with a client, whichever way it comes out.</w:t>
       </w:r>
     </w:p>
     <w:sectPr>
